--- a/tillsyn/A 40133-2026 tillsynsbegäran.docx
+++ b/tillsyn/A 40133-2026 tillsynsbegäran.docx
@@ -22,7 +22,7 @@
       <w:r>
         <w:drawing>
           <wp:inline xmlns:a="http://schemas.openxmlformats.org/drawingml/2006/main" xmlns:pic="http://schemas.openxmlformats.org/drawingml/2006/picture">
-            <wp:extent cx="5344367" cy="5724000"/>
+            <wp:extent cx="5486400" cy="5665516"/>
             <wp:docPr id="1" name="Picture 1"/>
             <wp:cNvGraphicFramePr>
               <a:graphicFrameLocks noChangeAspect="1"/>
@@ -43,7 +43,7 @@
                   <pic:spPr>
                     <a:xfrm>
                       <a:off x="0" y="0"/>
-                      <a:ext cx="5344367" cy="5724000"/>
+                      <a:ext cx="5486400" cy="5665516"/>
                     </a:xfrm>
                     <a:prstGeom prst="rect"/>
                   </pic:spPr>
@@ -60,12 +60,12 @@
         <w:spacing w:after="240"/>
       </w:pPr>
       <w:r>
-        <w:t>Figur 1. Fyndplatser för naturvårdsarter i och inom 12 meter från avverkningsanmälan. Markörer utan svart kant är placerade på fyndplatsen. Markörer med svart kant är placerade vid sidan av fyndplatsen och har ett svart streck som visar fyndplatsens exakta position. Kartans mittpunktskoordinat är N 6509632, E 610182 i SWEREF 99 TM.</w:t>
+        <w:t>Figur 1. Fyndplatser för naturvårdsarter i och inom 18 meter från avverkningsanmälan. Markörer utan svart kant är placerade på fyndplatsen. Markörer med svart kant är placerade vid sidan av fyndplatsen och har ett svart streck som visar fyndplatsens exakta position. Kartans mittpunktskoordinat är N 6509632, E 610182 i SWEREF 99 TM.</w:t>
       </w:r>
     </w:p>
     <w:p>
       <w:r>
-        <w:t>I och inom 12 meter från avverkningsanmälan finns fynd av 1 naturvårdsarter, varav 1 är fridlyst och 1 är typisk (T): spillkråka (T, §4). Se Figur 1.</w:t>
+        <w:t>I och inom 18 meter från avverkningsanmälan finns fynd av 2 naturvårdsarter, varav 1 är rödlistad, 1 är fridlyst och 2 är typiska (T): motaggsvamp (NT, T) och spillkråka (T, §4). Se Figur 1.</w:t>
       </w:r>
     </w:p>
     <w:p>
@@ -97,6 +97,26 @@
     <w:p>
       <w:r>
         <w:t>Nedan följer beskrivningar av de naturvårdsarter och fridlysta arter som har sina livsmiljöer och växtplatser i den avverkningsanmälda skogen. Se även ytterligare artfakta i BILAGA 1. De påträffade naturvårdsarterna är ett tydligt kvitto på att det rör sig om en skog med höga naturvärden.</w:t>
+      </w:r>
+    </w:p>
+    <w:p>
+      <w:r>
+        <w:rPr>
+          <w:b/>
+        </w:rPr>
+        <w:t xml:space="preserve">Motaggsvamp (NT) </w:t>
+      </w:r>
+      <w:r>
+        <w:t xml:space="preserve">bildar mykorrhiza med tall i tallskog och hittas huvudsakligen i äldre, glesare skogsbestånd och hällmarksimpediment. Arten hotas främst av skogsavverkning och tycks försvinna efter slutavverkning, markberedning och plantering. Motaggsvamp är typisk art för </w:t>
+      </w:r>
+      <w:r>
+        <w:rPr>
+          <w:i/>
+        </w:rPr>
+        <w:t>9010 Taiga</w:t>
+      </w:r>
+      <w:r>
+        <w:t xml:space="preserve"> (SLU Artdatabanken, 2024).</w:t>
       </w:r>
     </w:p>
     <w:p>
@@ -363,7 +383,7 @@
     <w:r>
       <w:tab/>
       <w:tab/>
-      <w:t>2026-10-28</w:t>
+      <w:t>2026-10-29</w:t>
       <w:br/>
       <w:br/>
     </w:r>

--- a/tillsyn/A 40133-2026 tillsynsbegäran.docx
+++ b/tillsyn/A 40133-2026 tillsynsbegäran.docx
@@ -383,7 +383,7 @@
     <w:r>
       <w:tab/>
       <w:tab/>
-      <w:t>2026-10-29</w:t>
+      <w:t>2026-10-31</w:t>
       <w:br/>
       <w:br/>
     </w:r>
